--- a/docx/Parts/Part16.docx
+++ b/docx/Parts/Part16.docx
@@ -3111,7 +3111,7 @@
         <w:rPr>
           <w:color w:val="0000FF"/>
         </w:rPr>
-        <w:instrText xml:space="preserve"> REF _Numd19e5764 \h </w:instrText>
+        <w:instrText xml:space="preserve"> REF _Numd19e5754 \h </w:instrText>
       </w:r>
       <w:r>
         <w:fldChar w:fldCharType="separate"/>
@@ -3157,7 +3157,7 @@
         <w:rPr>
           <w:color w:val="0000FF"/>
         </w:rPr>
-        <w:instrText xml:space="preserve"> REF _Numd19e6193 \h </w:instrText>
+        <w:instrText xml:space="preserve"> REF _Numd19e6168 \h </w:instrText>
       </w:r>
       <w:r>
         <w:fldChar w:fldCharType="separate"/>
@@ -3203,7 +3203,7 @@
         <w:rPr>
           <w:color w:val="0000FF"/>
         </w:rPr>
-        <w:instrText xml:space="preserve"> REF _Numd19e7654 \h </w:instrText>
+        <w:instrText xml:space="preserve"> REF _Numd19e7580 \h </w:instrText>
       </w:r>
       <w:r>
         <w:fldChar w:fldCharType="separate"/>
@@ -3249,7 +3249,7 @@
         <w:rPr>
           <w:color w:val="0000FF"/>
         </w:rPr>
-        <w:instrText xml:space="preserve"> REF _Numd19e7865 \h </w:instrText>
+        <w:instrText xml:space="preserve"> REF _Numd19e7776 \h </w:instrText>
       </w:r>
       <w:r>
         <w:fldChar w:fldCharType="separate"/>
@@ -3295,7 +3295,7 @@
         <w:rPr>
           <w:color w:val="0000FF"/>
         </w:rPr>
-        <w:instrText xml:space="preserve"> REF _Numd19e7878 \h </w:instrText>
+        <w:instrText xml:space="preserve"> REF _Numd19e7789 \h </w:instrText>
       </w:r>
       <w:r>
         <w:fldChar w:fldCharType="separate"/>
@@ -3341,7 +3341,7 @@
         <w:rPr>
           <w:color w:val="0000FF"/>
         </w:rPr>
-        <w:instrText xml:space="preserve"> REF _Numd19e7897 \h </w:instrText>
+        <w:instrText xml:space="preserve"> REF _Numd19e7808 \h </w:instrText>
       </w:r>
       <w:r>
         <w:fldChar w:fldCharType="separate"/>
@@ -3387,7 +3387,7 @@
         <w:rPr>
           <w:color w:val="0000FF"/>
         </w:rPr>
-        <w:instrText xml:space="preserve"> REF _Numd19e8323 \h </w:instrText>
+        <w:instrText xml:space="preserve"> REF _Numd19e8234 \h </w:instrText>
       </w:r>
       <w:r>
         <w:fldChar w:fldCharType="separate"/>
@@ -3433,7 +3433,7 @@
         <w:rPr>
           <w:color w:val="0000FF"/>
         </w:rPr>
-        <w:instrText xml:space="preserve"> REF _Numd19e8361 \h </w:instrText>
+        <w:instrText xml:space="preserve"> REF _Numd19e8272 \h </w:instrText>
       </w:r>
       <w:r>
         <w:fldChar w:fldCharType="separate"/>
@@ -3479,7 +3479,7 @@
         <w:rPr>
           <w:color w:val="0000FF"/>
         </w:rPr>
-        <w:instrText xml:space="preserve"> REF _Numd19e8374 \h </w:instrText>
+        <w:instrText xml:space="preserve"> REF _Numd19e8285 \h </w:instrText>
       </w:r>
       <w:r>
         <w:fldChar w:fldCharType="separate"/>
@@ -3525,7 +3525,7 @@
         <w:rPr>
           <w:color w:val="0000FF"/>
         </w:rPr>
-        <w:instrText xml:space="preserve"> REF _Numd19e8393 \h </w:instrText>
+        <w:instrText xml:space="preserve"> REF _Numd19e8304 \h </w:instrText>
       </w:r>
       <w:r>
         <w:fldChar w:fldCharType="separate"/>
@@ -3571,7 +3571,7 @@
         <w:rPr>
           <w:color w:val="0000FF"/>
         </w:rPr>
-        <w:instrText xml:space="preserve"> REF _Numd19e8470 \h </w:instrText>
+        <w:instrText xml:space="preserve"> REF _Numd19e8381 \h </w:instrText>
       </w:r>
       <w:r>
         <w:fldChar w:fldCharType="separate"/>
@@ -3617,7 +3617,7 @@
         <w:rPr>
           <w:color w:val="0000FF"/>
         </w:rPr>
-        <w:instrText xml:space="preserve"> REF _Numd19e8516 \h </w:instrText>
+        <w:instrText xml:space="preserve"> REF _Numd19e8427 \h </w:instrText>
       </w:r>
       <w:r>
         <w:fldChar w:fldCharType="separate"/>
@@ -3663,7 +3663,7 @@
         <w:rPr>
           <w:color w:val="0000FF"/>
         </w:rPr>
-        <w:instrText xml:space="preserve"> REF _Numd19e8621 \h </w:instrText>
+        <w:instrText xml:space="preserve"> REF _Numd19e8532 \h </w:instrText>
       </w:r>
       <w:r>
         <w:fldChar w:fldCharType="separate"/>
@@ -3709,7 +3709,7 @@
         <w:rPr>
           <w:color w:val="0000FF"/>
         </w:rPr>
-        <w:instrText xml:space="preserve"> REF _Numd19e8634 \h </w:instrText>
+        <w:instrText xml:space="preserve"> REF _Numd19e8545 \h </w:instrText>
       </w:r>
       <w:r>
         <w:fldChar w:fldCharType="separate"/>
@@ -3755,7 +3755,7 @@
         <w:rPr>
           <w:color w:val="0000FF"/>
         </w:rPr>
-        <w:instrText xml:space="preserve"> REF _Numd19e8661 \h </w:instrText>
+        <w:instrText xml:space="preserve"> REF _Numd19e8572 \h </w:instrText>
       </w:r>
       <w:r>
         <w:fldChar w:fldCharType="separate"/>
@@ -3801,7 +3801,7 @@
         <w:rPr>
           <w:color w:val="0000FF"/>
         </w:rPr>
-        <w:instrText xml:space="preserve"> REF _Numd19e8815 \h </w:instrText>
+        <w:instrText xml:space="preserve"> REF _Numd19e8726 \h </w:instrText>
       </w:r>
       <w:r>
         <w:fldChar w:fldCharType="separate"/>
@@ -14688,13 +14688,7 @@
         <w:t>(2)</w:t>
       </w:r>
       <w:r>
-        <w:t xml:space="preserve"> No requirements contract in an amount estimated to exceed </w:t>
-      </w:r>
-      <w:r>
-        <w:t>$150 million</w:t>
-      </w:r>
-      <w:r>
-        <w:t xml:space="preserve"> (including all options) may be awarded to a single source unless a determination is executed in accordance with </w:t>
+        <w:t xml:space="preserve"> No requirements contract in an amount estimated to exceed $150 million (including all options) may be awarded to a single source unless a determination is executed in accordance with </w:t>
       </w:r>
       <w:r>
         <w:rPr>
@@ -14706,7 +14700,7 @@
         <w:rPr>
           <w:color w:val="0000FF"/>
         </w:rPr>
-        <w:instrText xml:space="preserve"> REF _Numd19e5764 \h </w:instrText>
+        <w:instrText xml:space="preserve"> REF _Numd19e5754 \h </w:instrText>
       </w:r>
       <w:r>
         <w:fldChar w:fldCharType="separate"/>
@@ -14797,8 +14791,8 @@
           <w:numId w:val="210"/>
         </w:numPr>
       </w:pPr>
-      <w:bookmarkStart w:id="382" w:name="_Tocd19e5731"/>
-      <w:bookmarkStart w:id="381" w:name="_Refd19e5731"/>
+      <w:bookmarkStart w:id="382" w:name="_Tocd19e5726"/>
+      <w:bookmarkStart w:id="381" w:name="_Refd19e5726"/>
       <w:r>
         <w:t/>
       </w:r>
@@ -14806,13 +14800,7 @@
         <w:t>(1)</w:t>
       </w:r>
       <w:r>
-        <w:t xml:space="preserve"> Except as provided in paragraph (d)(2) of this section, no solicitation for a requirements contract for advisory and assistance services in excess of three years and </w:t>
-      </w:r>
-      <w:r>
-        <w:t>$20 million</w:t>
-      </w:r>
-      <w:r>
-        <w:t xml:space="preserve"> (including all options) may be issued unless the contracting officer or other official designated by the head of the agency determines in writing that the services required are so unique or highly specialized that it is not practicable to make multiple awards using the procedures in </w:t>
+        <w:t xml:space="preserve"> Except as provided in paragraph (d)(2) of this section, no solicitation for a requirements contract for advisory and assistance services in excess of three years and $20 million (including all options) may be issued unless the contracting officer or other official designated by the head of the agency determines in writing that the services required are so unique or highly specialized that it is not practicable to make multiple awards using the procedures in </w:t>
       </w:r>
       <w:r>
         <w:rPr>
@@ -14824,7 +14812,7 @@
         <w:rPr>
           <w:color w:val="0000FF"/>
         </w:rPr>
-        <w:instrText xml:space="preserve"> REF _Numd19e5764 \h </w:instrText>
+        <w:instrText xml:space="preserve"> REF _Numd19e5754 \h </w:instrText>
       </w:r>
       <w:r>
         <w:fldChar w:fldCharType="separate"/>
@@ -14876,9 +14864,9 @@
       <w:pPr>
         <w:pStyle w:val="Heading3"/>
       </w:pPr>
-      <w:bookmarkStart w:id="383" w:name="_Numd19e5764"/>
-      <w:bookmarkStart w:id="384" w:name="_Refd19e5764"/>
-      <w:bookmarkStart w:id="385" w:name="_Tocd19e5764"/>
+      <w:bookmarkStart w:id="383" w:name="_Numd19e5754"/>
+      <w:bookmarkStart w:id="384" w:name="_Refd19e5754"/>
+      <w:bookmarkStart w:id="385" w:name="_Tocd19e5754"/>
       <w:r>
         <w:t/>
       </w:r>
@@ -14901,8 +14889,8 @@
           <w:numId w:val="211"/>
         </w:numPr>
       </w:pPr>
-      <w:bookmarkStart w:id="387" w:name="_Tocd19e5773"/>
-      <w:bookmarkStart w:id="386" w:name="_Refd19e5773"/>
+      <w:bookmarkStart w:id="387" w:name="_Tocd19e5763"/>
+      <w:bookmarkStart w:id="386" w:name="_Refd19e5763"/>
       <w:r>
         <w:t/>
       </w:r>
@@ -14931,8 +14919,8 @@
           <w:numId w:val="212"/>
         </w:numPr>
       </w:pPr>
-      <w:bookmarkStart w:id="389" w:name="_Tocd19e5784"/>
-      <w:bookmarkStart w:id="388" w:name="_Refd19e5784"/>
+      <w:bookmarkStart w:id="389" w:name="_Tocd19e5774"/>
+      <w:bookmarkStart w:id="388" w:name="_Refd19e5774"/>
       <w:r>
         <w:t/>
       </w:r>
@@ -15009,8 +14997,8 @@
           <w:numId w:val="213"/>
         </w:numPr>
       </w:pPr>
-      <w:bookmarkStart w:id="391" w:name="_Tocd19e5813"/>
-      <w:bookmarkStart w:id="390" w:name="_Refd19e5813"/>
+      <w:bookmarkStart w:id="391" w:name="_Tocd19e5803"/>
+      <w:bookmarkStart w:id="390" w:name="_Refd19e5803"/>
       <w:r>
         <w:t/>
       </w:r>
@@ -15087,7 +15075,7 @@
         <w:rPr>
           <w:color w:val="0000FF"/>
         </w:rPr>
-        <w:instrText xml:space="preserve"> REF _Numd19e6193 \h </w:instrText>
+        <w:instrText xml:space="preserve"> REF _Numd19e6168 \h </w:instrText>
       </w:r>
       <w:r>
         <w:fldChar w:fldCharType="separate"/>
@@ -15209,8 +15197,8 @@
           <w:numId w:val="214"/>
         </w:numPr>
       </w:pPr>
-      <w:bookmarkStart w:id="393" w:name="_Tocd19e5880"/>
-      <w:bookmarkStart w:id="392" w:name="_Refd19e5880"/>
+      <w:bookmarkStart w:id="393" w:name="_Tocd19e5870"/>
+      <w:bookmarkStart w:id="392" w:name="_Refd19e5870"/>
       <w:r>
         <w:t/>
       </w:r>
@@ -15230,8 +15218,8 @@
           <w:numId w:val="215"/>
         </w:numPr>
       </w:pPr>
-      <w:bookmarkStart w:id="395" w:name="_Tocd19e5888"/>
-      <w:bookmarkStart w:id="394" w:name="_Refd19e5888"/>
+      <w:bookmarkStart w:id="395" w:name="_Tocd19e5878"/>
+      <w:bookmarkStart w:id="394" w:name="_Refd19e5878"/>
       <w:r>
         <w:t/>
       </w:r>
@@ -15270,8 +15258,8 @@
           <w:numId w:val="216"/>
         </w:numPr>
       </w:pPr>
-      <w:bookmarkStart w:id="397" w:name="_Tocd19e5903"/>
-      <w:bookmarkStart w:id="396" w:name="_Refd19e5903"/>
+      <w:bookmarkStart w:id="397" w:name="_Tocd19e5893"/>
+      <w:bookmarkStart w:id="396" w:name="_Refd19e5893"/>
       <w:r>
         <w:t/>
       </w:r>
@@ -15291,8 +15279,8 @@
           <w:numId w:val="217"/>
         </w:numPr>
       </w:pPr>
-      <w:bookmarkStart w:id="399" w:name="_Tocd19e5911"/>
-      <w:bookmarkStart w:id="398" w:name="_Refd19e5911"/>
+      <w:bookmarkStart w:id="399" w:name="_Tocd19e5901"/>
+      <w:bookmarkStart w:id="398" w:name="_Refd19e5901"/>
       <w:r>
         <w:t/>
       </w:r>
@@ -15390,8 +15378,8 @@
           <w:numId w:val="218"/>
         </w:numPr>
       </w:pPr>
-      <w:bookmarkStart w:id="401" w:name="_Tocd19e5948"/>
-      <w:bookmarkStart w:id="400" w:name="_Refd19e5948"/>
+      <w:bookmarkStart w:id="401" w:name="_Tocd19e5938"/>
+      <w:bookmarkStart w:id="400" w:name="_Refd19e5938"/>
       <w:r>
         <w:t/>
       </w:r>
@@ -15555,8 +15543,8 @@
           <w:numId w:val="219"/>
         </w:numPr>
       </w:pPr>
-      <w:bookmarkStart w:id="403" w:name="_Tocd19e6011"/>
-      <w:bookmarkStart w:id="402" w:name="_Refd19e6011"/>
+      <w:bookmarkStart w:id="403" w:name="_Tocd19e6001"/>
+      <w:bookmarkStart w:id="402" w:name="_Refd19e6001"/>
       <w:r>
         <w:t/>
       </w:r>
@@ -15564,13 +15552,7 @@
         <w:t>(1)</w:t>
       </w:r>
       <w:r>
-        <w:t xml:space="preserve"> No task or delivery order contract in an amount estimated to exceed </w:t>
-      </w:r>
-      <w:r>
-        <w:t>$150 million</w:t>
-      </w:r>
-      <w:r>
-        <w:t xml:space="preserve"> (including all options) may be awarded to a single source unless the head of the agency determines in writing that-</w:t>
+        <w:t xml:space="preserve"> No task or delivery order contract in an amount estimated to exceed $150 million (including all options) may be awarded to a single source unless the head of the agency determines in writing that-</w:t>
       </w:r>
     </w:p>
     <w:p xmlns:tce="http://www.TCE.com">
@@ -15582,8 +15564,8 @@
           <w:numId w:val="220"/>
         </w:numPr>
       </w:pPr>
-      <w:bookmarkStart w:id="405" w:name="_Tocd19e6024"/>
-      <w:bookmarkStart w:id="404" w:name="_Refd19e6024"/>
+      <w:bookmarkStart w:id="405" w:name="_Tocd19e6009"/>
+      <w:bookmarkStart w:id="404" w:name="_Refd19e6009"/>
       <w:r>
         <w:t/>
       </w:r>
@@ -15655,8 +15637,8 @@
           <w:numId w:val="221"/>
         </w:numPr>
       </w:pPr>
-      <w:bookmarkStart w:id="407" w:name="_Tocd19e6043"/>
-      <w:bookmarkStart w:id="406" w:name="_Refd19e6043"/>
+      <w:bookmarkStart w:id="407" w:name="_Tocd19e6028"/>
+      <w:bookmarkStart w:id="406" w:name="_Refd19e6028"/>
       <w:r>
         <w:t/>
       </w:r>
@@ -15799,13 +15781,7 @@
         <w:t>(3)</w:t>
       </w:r>
       <w:r>
-        <w:t xml:space="preserve"> The requirement for a determination for a single-award contract greater than </w:t>
-      </w:r>
-      <w:r>
-        <w:t>$150 million</w:t>
-      </w:r>
-      <w:r>
-        <w:t>-</w:t>
+        <w:t xml:space="preserve"> The requirement for a determination for a single-award contract greater than $150 million-</w:t>
       </w:r>
     </w:p>
     <w:p xmlns:tce="http://www.TCE.com">
@@ -15817,8 +15793,8 @@
           <w:numId w:val="222"/>
         </w:numPr>
       </w:pPr>
-      <w:bookmarkStart w:id="409" w:name="_Tocd19e6105"/>
-      <w:bookmarkStart w:id="408" w:name="_Refd19e6105"/>
+      <w:bookmarkStart w:id="409" w:name="_Tocd19e6085"/>
+      <w:bookmarkStart w:id="408" w:name="_Refd19e6085"/>
       <w:r>
         <w:t/>
       </w:r>
@@ -15902,8 +15878,8 @@
           <w:numId w:val="223"/>
         </w:numPr>
       </w:pPr>
-      <w:bookmarkStart w:id="411" w:name="_Tocd19e6139"/>
-      <w:bookmarkStart w:id="410" w:name="_Refd19e6139"/>
+      <w:bookmarkStart w:id="411" w:name="_Tocd19e6119"/>
+      <w:bookmarkStart w:id="410" w:name="_Refd19e6119"/>
       <w:r>
         <w:t/>
       </w:r>
@@ -15911,13 +15887,7 @@
         <w:t>(i)</w:t>
       </w:r>
       <w:r>
-        <w:t xml:space="preserve"> Except as provided in paragraph (c)(2)(ii) of this section, if an indefinite-quantity contract for advisory and assistance services exceeds 3 years and </w:t>
-      </w:r>
-      <w:r>
-        <w:t>$20 million</w:t>
-      </w:r>
-      <w:r>
-        <w:t>, including all options, the contracting officer must make multiple awards unless-</w:t>
+        <w:t xml:space="preserve"> Except as provided in paragraph (c)(2)(ii) of this section, if an indefinite-quantity contract for advisory and assistance services exceeds 3 years and $20 million, including all options, the contracting officer must make multiple awards unless-</w:t>
       </w:r>
     </w:p>
     <w:p xmlns:tce="http://www.TCE.com">
@@ -15929,8 +15899,8 @@
           <w:numId w:val="224"/>
         </w:numPr>
       </w:pPr>
-      <w:bookmarkStart w:id="413" w:name="_Tocd19e6152"/>
-      <w:bookmarkStart w:id="412" w:name="_Refd19e6152"/>
+      <w:bookmarkStart w:id="413" w:name="_Tocd19e6127"/>
+      <w:bookmarkStart w:id="412" w:name="_Refd19e6127"/>
       <w:r>
         <w:t/>
       </w:r>
@@ -16011,9 +15981,9 @@
       <w:pPr>
         <w:pStyle w:val="Heading3"/>
       </w:pPr>
-      <w:bookmarkStart w:id="414" w:name="_Numd19e6193"/>
-      <w:bookmarkStart w:id="415" w:name="_Refd19e6193"/>
-      <w:bookmarkStart w:id="416" w:name="_Tocd19e6193"/>
+      <w:bookmarkStart w:id="414" w:name="_Numd19e6168"/>
+      <w:bookmarkStart w:id="415" w:name="_Refd19e6168"/>
+      <w:bookmarkStart w:id="416" w:name="_Tocd19e6168"/>
       <w:r>
         <w:t/>
       </w:r>
@@ -16036,8 +16006,8 @@
           <w:numId w:val="225"/>
         </w:numPr>
       </w:pPr>
-      <w:bookmarkStart w:id="418" w:name="_Tocd19e6202"/>
-      <w:bookmarkStart w:id="417" w:name="_Refd19e6202"/>
+      <w:bookmarkStart w:id="418" w:name="_Tocd19e6177"/>
+      <w:bookmarkStart w:id="417" w:name="_Refd19e6177"/>
       <w:r>
         <w:t/>
       </w:r>
@@ -16066,8 +16036,8 @@
           <w:numId w:val="226"/>
         </w:numPr>
       </w:pPr>
-      <w:bookmarkStart w:id="420" w:name="_Tocd19e6213"/>
-      <w:bookmarkStart w:id="419" w:name="_Refd19e6213"/>
+      <w:bookmarkStart w:id="420" w:name="_Tocd19e6188"/>
+      <w:bookmarkStart w:id="419" w:name="_Refd19e6188"/>
       <w:r>
         <w:t/>
       </w:r>
@@ -16087,7 +16057,7 @@
         <w:rPr>
           <w:color w:val="0000FF"/>
         </w:rPr>
-        <w:instrText xml:space="preserve"> REF _Numd19e6193 \h </w:instrText>
+        <w:instrText xml:space="preserve"> REF _Numd19e6168 \h </w:instrText>
       </w:r>
       <w:r>
         <w:fldChar w:fldCharType="separate"/>
@@ -16120,7 +16090,7 @@
         <w:rPr>
           <w:color w:val="0000FF"/>
         </w:rPr>
-        <w:instrText xml:space="preserve"> REF _Numd19e6193 \h </w:instrText>
+        <w:instrText xml:space="preserve"> REF _Numd19e6168 \h </w:instrText>
       </w:r>
       <w:r>
         <w:fldChar w:fldCharType="separate"/>
@@ -16228,8 +16198,8 @@
           <w:numId w:val="227"/>
         </w:numPr>
       </w:pPr>
-      <w:bookmarkStart w:id="422" w:name="_Tocd19e6258"/>
-      <w:bookmarkStart w:id="421" w:name="_Refd19e6258"/>
+      <w:bookmarkStart w:id="422" w:name="_Tocd19e6233"/>
+      <w:bookmarkStart w:id="421" w:name="_Refd19e6233"/>
       <w:r>
         <w:t/>
       </w:r>
@@ -16305,8 +16275,8 @@
           <w:numId w:val="228"/>
         </w:numPr>
       </w:pPr>
-      <w:bookmarkStart w:id="424" w:name="_Tocd19e6287"/>
-      <w:bookmarkStart w:id="423" w:name="_Refd19e6287"/>
+      <w:bookmarkStart w:id="424" w:name="_Tocd19e6262"/>
+      <w:bookmarkStart w:id="423" w:name="_Refd19e6262"/>
       <w:r>
         <w:t/>
       </w:r>
@@ -16314,13 +16284,7 @@
         <w:t>(A)</w:t>
       </w:r>
       <w:r>
-        <w:t xml:space="preserve"> </w:t>
-      </w:r>
-      <w:r>
-        <w:t>For an order in excess of $40,000, the contracting officer shall—</w:t>
-      </w:r>
-      <w:r>
-        <w:t/>
+        <w:t xml:space="preserve"> For an order in excess of $40,000, the contracting officer shall—</w:t>
       </w:r>
     </w:p>
     <w:p xmlns:tce="http://www.TCE.com">
@@ -16332,8 +16296,8 @@
           <w:numId w:val="229"/>
         </w:numPr>
       </w:pPr>
-      <w:bookmarkStart w:id="426" w:name="_Tocd19e6300"/>
-      <w:bookmarkStart w:id="425" w:name="_Refd19e6300"/>
+      <w:bookmarkStart w:id="426" w:name="_Tocd19e6270"/>
+      <w:bookmarkStart w:id="425" w:name="_Refd19e6270"/>
       <w:r>
         <w:t/>
       </w:r>
@@ -16519,8 +16483,8 @@
           <w:numId w:val="230"/>
         </w:numPr>
       </w:pPr>
-      <w:bookmarkStart w:id="428" w:name="_Tocd19e6371"/>
-      <w:bookmarkStart w:id="427" w:name="_Refd19e6371"/>
+      <w:bookmarkStart w:id="428" w:name="_Tocd19e6341"/>
+      <w:bookmarkStart w:id="427" w:name="_Refd19e6341"/>
       <w:r>
         <w:t/>
       </w:r>
@@ -16740,8 +16704,8 @@
           <w:numId w:val="231"/>
         </w:numPr>
       </w:pPr>
-      <w:bookmarkStart w:id="430" w:name="_Tocd19e6455"/>
-      <w:bookmarkStart w:id="429" w:name="_Refd19e6455"/>
+      <w:bookmarkStart w:id="430" w:name="_Tocd19e6425"/>
+      <w:bookmarkStart w:id="429" w:name="_Refd19e6425"/>
       <w:r>
         <w:t/>
       </w:r>
@@ -16878,8 +16842,8 @@
           <w:numId w:val="232"/>
         </w:numPr>
       </w:pPr>
-      <w:bookmarkStart w:id="432" w:name="_Tocd19e6508"/>
-      <w:bookmarkStart w:id="431" w:name="_Refd19e6508"/>
+      <w:bookmarkStart w:id="432" w:name="_Tocd19e6478"/>
+      <w:bookmarkStart w:id="431" w:name="_Refd19e6478"/>
       <w:r>
         <w:t/>
       </w:r>
@@ -16948,8 +16912,8 @@
           <w:numId w:val="233"/>
         </w:numPr>
       </w:pPr>
-      <w:bookmarkStart w:id="434" w:name="_Tocd19e6535"/>
-      <w:bookmarkStart w:id="433" w:name="_Refd19e6535"/>
+      <w:bookmarkStart w:id="434" w:name="_Tocd19e6505"/>
+      <w:bookmarkStart w:id="433" w:name="_Refd19e6505"/>
       <w:r>
         <w:t/>
       </w:r>
@@ -16978,8 +16942,8 @@
           <w:numId w:val="234"/>
         </w:numPr>
       </w:pPr>
-      <w:bookmarkStart w:id="436" w:name="_Tocd19e6547"/>
-      <w:bookmarkStart w:id="435" w:name="_Refd19e6547"/>
+      <w:bookmarkStart w:id="436" w:name="_Tocd19e6517"/>
+      <w:bookmarkStart w:id="435" w:name="_Refd19e6517"/>
       <w:r>
         <w:t/>
       </w:r>
@@ -17099,7 +17063,7 @@
         <w:rPr>
           <w:color w:val="0000FF"/>
         </w:rPr>
-        <w:instrText xml:space="preserve"> REF _Numd19e6193 \h </w:instrText>
+        <w:instrText xml:space="preserve"> REF _Numd19e6168 \h </w:instrText>
       </w:r>
       <w:r>
         <w:fldChar w:fldCharType="separate"/>
@@ -17181,8 +17145,8 @@
           <w:numId w:val="236"/>
         </w:numPr>
       </w:pPr>
-      <w:bookmarkStart w:id="438" w:name="_Tocd19e6617"/>
-      <w:bookmarkStart w:id="437" w:name="_Refd19e6617"/>
+      <w:bookmarkStart w:id="438" w:name="_Tocd19e6587"/>
+      <w:bookmarkStart w:id="437" w:name="_Refd19e6587"/>
       <w:r>
         <w:t/>
       </w:r>
@@ -17290,8 +17254,8 @@
           <w:numId w:val="237"/>
         </w:numPr>
       </w:pPr>
-      <w:bookmarkStart w:id="440" w:name="_Tocd19e6660"/>
-      <w:bookmarkStart w:id="439" w:name="_Refd19e6660"/>
+      <w:bookmarkStart w:id="440" w:name="_Tocd19e6630"/>
+      <w:bookmarkStart w:id="439" w:name="_Refd19e6630"/>
       <w:r>
         <w:t/>
       </w:r>
@@ -17320,8 +17284,8 @@
           <w:numId w:val="238"/>
         </w:numPr>
       </w:pPr>
-      <w:bookmarkStart w:id="442" w:name="_Tocd19e6671"/>
-      <w:bookmarkStart w:id="441" w:name="_Refd19e6671"/>
+      <w:bookmarkStart w:id="442" w:name="_Tocd19e6641"/>
+      <w:bookmarkStart w:id="441" w:name="_Refd19e6641"/>
       <w:r>
         <w:t/>
       </w:r>
@@ -17416,8 +17380,8 @@
           <w:numId w:val="240"/>
         </w:numPr>
       </w:pPr>
-      <w:bookmarkStart w:id="444" w:name="_Tocd19e6710"/>
-      <w:bookmarkStart w:id="443" w:name="_Refd19e6710"/>
+      <w:bookmarkStart w:id="444" w:name="_Tocd19e6680"/>
+      <w:bookmarkStart w:id="443" w:name="_Refd19e6680"/>
       <w:r>
         <w:t/>
       </w:r>
@@ -17590,8 +17554,8 @@
           <w:numId w:val="241"/>
         </w:numPr>
       </w:pPr>
-      <w:bookmarkStart w:id="446" w:name="_Tocd19e6777"/>
-      <w:bookmarkStart w:id="445" w:name="_Refd19e6777"/>
+      <w:bookmarkStart w:id="446" w:name="_Tocd19e6747"/>
+      <w:bookmarkStart w:id="445" w:name="_Refd19e6747"/>
       <w:r>
         <w:t/>
       </w:r>
@@ -17611,7 +17575,7 @@
         <w:rPr>
           <w:color w:val="0000FF"/>
         </w:rPr>
-        <w:instrText xml:space="preserve"> REF _Numd19e6193 \h </w:instrText>
+        <w:instrText xml:space="preserve"> REF _Numd19e6168 \h </w:instrText>
       </w:r>
       <w:r>
         <w:fldChar w:fldCharType="separate"/>
@@ -17644,7 +17608,7 @@
         <w:rPr>
           <w:color w:val="0000FF"/>
         </w:rPr>
-        <w:instrText xml:space="preserve"> REF _Numd19e6193 \h </w:instrText>
+        <w:instrText xml:space="preserve"> REF _Numd19e6168 \h </w:instrText>
       </w:r>
       <w:r>
         <w:fldChar w:fldCharType="separate"/>
@@ -17696,8 +17660,8 @@
           <w:numId w:val="242"/>
         </w:numPr>
       </w:pPr>
-      <w:bookmarkStart w:id="448" w:name="_Tocd19e6800"/>
-      <w:bookmarkStart w:id="447" w:name="_Refd19e6800"/>
+      <w:bookmarkStart w:id="448" w:name="_Tocd19e6770"/>
+      <w:bookmarkStart w:id="447" w:name="_Refd19e6770"/>
       <w:r>
         <w:t/>
       </w:r>
@@ -17750,9 +17714,6 @@
         <w:t xml:space="preserve"> </w:t>
       </w:r>
       <w:r>
-        <w:t xml:space="preserve"> </w:t>
-      </w:r>
-      <w:r>
         <w:rPr>
           <w:i/>
         </w:rPr>
@@ -17760,9 +17721,6 @@
       </w:r>
       <w:r>
         <w:t>. For task or delivery orders in excess of $7.5 million, the requirement to provide all awardees a fair opportunity to be considered for each order shall include, at a minimum—</w:t>
-      </w:r>
-      <w:r>
-        <w:t/>
       </w:r>
     </w:p>
     <w:p xmlns:tce="http://www.TCE.com">
@@ -17774,8 +17732,8 @@
           <w:numId w:val="243"/>
         </w:numPr>
       </w:pPr>
-      <w:bookmarkStart w:id="450" w:name="_Tocd19e6832"/>
-      <w:bookmarkStart w:id="449" w:name="_Refd19e6832"/>
+      <w:bookmarkStart w:id="450" w:name="_Tocd19e6797"/>
+      <w:bookmarkStart w:id="449" w:name="_Refd19e6797"/>
       <w:r>
         <w:t/>
       </w:r>
@@ -17892,8 +17850,8 @@
           <w:numId w:val="244"/>
         </w:numPr>
       </w:pPr>
-      <w:bookmarkStart w:id="452" w:name="_Tocd19e6876"/>
-      <w:bookmarkStart w:id="451" w:name="_Refd19e6876"/>
+      <w:bookmarkStart w:id="452" w:name="_Tocd19e6841"/>
+      <w:bookmarkStart w:id="451" w:name="_Refd19e6841"/>
       <w:r>
         <w:t/>
       </w:r>
@@ -17913,8 +17871,8 @@
           <w:numId w:val="245"/>
         </w:numPr>
       </w:pPr>
-      <w:bookmarkStart w:id="454" w:name="_Tocd19e6884"/>
-      <w:bookmarkStart w:id="453" w:name="_Refd19e6884"/>
+      <w:bookmarkStart w:id="454" w:name="_Tocd19e6849"/>
+      <w:bookmarkStart w:id="453" w:name="_Refd19e6849"/>
       <w:r>
         <w:t/>
       </w:r>
@@ -18010,8 +17968,8 @@
           <w:numId w:val="246"/>
         </w:numPr>
       </w:pPr>
-      <w:bookmarkStart w:id="456" w:name="_Tocd19e6920"/>
-      <w:bookmarkStart w:id="455" w:name="_Refd19e6920"/>
+      <w:bookmarkStart w:id="456" w:name="_Tocd19e6885"/>
+      <w:bookmarkStart w:id="455" w:name="_Refd19e6885"/>
       <w:r>
         <w:t/>
       </w:r>
@@ -18132,8 +18090,8 @@
           <w:numId w:val="247"/>
         </w:numPr>
       </w:pPr>
-      <w:bookmarkStart w:id="458" w:name="_Tocd19e6965"/>
-      <w:bookmarkStart w:id="457" w:name="_Refd19e6965"/>
+      <w:bookmarkStart w:id="458" w:name="_Tocd19e6930"/>
+      <w:bookmarkStart w:id="457" w:name="_Refd19e6930"/>
       <w:r>
         <w:t/>
       </w:r>
@@ -18153,8 +18111,8 @@
           <w:numId w:val="248"/>
         </w:numPr>
       </w:pPr>
-      <w:bookmarkStart w:id="460" w:name="_Tocd19e6973"/>
-      <w:bookmarkStart w:id="459" w:name="_Refd19e6973"/>
+      <w:bookmarkStart w:id="460" w:name="_Tocd19e6938"/>
+      <w:bookmarkStart w:id="459" w:name="_Refd19e6938"/>
       <w:r>
         <w:t/>
       </w:r>
@@ -18369,8 +18327,8 @@
           <w:numId w:val="249"/>
         </w:numPr>
       </w:pPr>
-      <w:bookmarkStart w:id="462" w:name="_Tocd19e7056"/>
-      <w:bookmarkStart w:id="461" w:name="_Refd19e7056"/>
+      <w:bookmarkStart w:id="462" w:name="_Tocd19e7021"/>
+      <w:bookmarkStart w:id="461" w:name="_Refd19e7021"/>
       <w:r>
         <w:t/>
       </w:r>
@@ -18427,8 +18385,8 @@
           <w:numId w:val="250"/>
         </w:numPr>
       </w:pPr>
-      <w:bookmarkStart w:id="464" w:name="_Tocd19e7077"/>
-      <w:bookmarkStart w:id="463" w:name="_Refd19e7077"/>
+      <w:bookmarkStart w:id="464" w:name="_Tocd19e7042"/>
+      <w:bookmarkStart w:id="463" w:name="_Refd19e7042"/>
       <w:r>
         <w:t/>
       </w:r>
@@ -18505,7 +18463,7 @@
         <w:rPr>
           <w:color w:val="0000FF"/>
         </w:rPr>
-        <w:instrText xml:space="preserve"> REF _Numd19e6193 \h </w:instrText>
+        <w:instrText xml:space="preserve"> REF _Numd19e6168 \h </w:instrText>
       </w:r>
       <w:r>
         <w:fldChar w:fldCharType="separate"/>
@@ -18682,9 +18640,6 @@
         <w:t xml:space="preserve"> </w:t>
       </w:r>
       <w:r>
-        <w:t xml:space="preserve"> </w:t>
-      </w:r>
-      <w:r>
         <w:rPr>
           <w:i/>
         </w:rPr>
@@ -18692,9 +18647,6 @@
       </w:r>
       <w:r>
         <w:t>.</w:t>
-      </w:r>
-      <w:r>
-        <w:t/>
       </w:r>
     </w:p>
     <w:p xmlns:tce="http://www.TCE.com">
@@ -18706,8 +18658,8 @@
           <w:numId w:val="251"/>
         </w:numPr>
       </w:pPr>
-      <w:bookmarkStart w:id="466" w:name="_Tocd19e7175"/>
-      <w:bookmarkStart w:id="465" w:name="_Refd19e7175"/>
+      <w:bookmarkStart w:id="466" w:name="_Tocd19e7135"/>
+      <w:bookmarkStart w:id="465" w:name="_Refd19e7135"/>
       <w:r>
         <w:t/>
       </w:r>
@@ -18718,13 +18670,7 @@
         <w:t xml:space="preserve"> </w:t>
       </w:r>
       <w:r>
-        <w:t xml:space="preserve"> </w:t>
-      </w:r>
-      <w:r>
-        <w:t>For proposed orders exceeding the simplified acquisition threshold, but not exceeding $900,000, the ordering activity contracting officer's certification that the justification is accurate and complete to the best of the ordering activity contracting officer's knowledge and belief will serve as approval, unless a higher approval level is established in accordance with agency procedures.</w:t>
-      </w:r>
-      <w:r>
-        <w:t/>
+        <w:t xml:space="preserve"> For proposed orders exceeding the simplified acquisition threshold, but not exceeding $900,000, the ordering activity contracting officer's certification that the justification is accurate and complete to the best of the ordering activity contracting officer's knowledge and belief will serve as approval, unless a higher approval level is established in accordance with agency procedures.</w:t>
       </w:r>
     </w:p>
     <w:p xmlns:tce="http://www.TCE.com">
@@ -18746,13 +18692,7 @@
         <w:t xml:space="preserve"> </w:t>
       </w:r>
       <w:r>
-        <w:t xml:space="preserve"> </w:t>
-      </w:r>
-      <w:r>
-        <w:t>For a proposed order exceeding $900,000, but not exceeding $20 million, the justification must be approved by the advocate for competition of the activity placing the order, or by an official named in paragraph (b)(2)(ii)(C)( 3) or ( 4) of this section. This authority is not delegable.</w:t>
-      </w:r>
-      <w:r>
-        <w:t/>
+        <w:t xml:space="preserve"> For a proposed order exceeding $900,000, but not exceeding $20 million, the justification must be approved by the advocate for competition of the activity placing the order, or by an official named in paragraph (b)(2)(ii)(C)( 3) or ( 4) of this section. This authority is not delegable.</w:t>
       </w:r>
     </w:p>
     <w:p xmlns:tce="http://www.TCE.com">
@@ -18774,13 +18714,7 @@
         <w:t xml:space="preserve"> </w:t>
       </w:r>
       <w:r>
-        <w:t xml:space="preserve"> </w:t>
-      </w:r>
-      <w:r>
-        <w:t xml:space="preserve">For a proposed order exceeding $20 million, but not exceeding $90 million (or, for DoD, NASA, and the Coast Guard, not exceeding $150 million), the justification must be approved by— </w:t>
-      </w:r>
-      <w:r>
-        <w:t/>
+        <w:t xml:space="preserve"> For a proposed order exceeding $20 million, but not exceeding $90 million (or, for DoD, NASA, and the Coast Guard, not exceeding $150 million), the justification must be approved by—</w:t>
       </w:r>
     </w:p>
     <w:p xmlns:tce="http://www.TCE.com">
@@ -18792,8 +18726,8 @@
           <w:numId w:val="252"/>
         </w:numPr>
       </w:pPr>
-      <w:bookmarkStart w:id="468" w:name="_Tocd19e7214"/>
-      <w:bookmarkStart w:id="467" w:name="_Refd19e7214"/>
+      <w:bookmarkStart w:id="468" w:name="_Tocd19e7163"/>
+      <w:bookmarkStart w:id="467" w:name="_Refd19e7163"/>
       <w:r>
         <w:t/>
       </w:r>
@@ -18804,13 +18738,7 @@
         <w:t xml:space="preserve"> </w:t>
       </w:r>
       <w:r>
-        <w:t xml:space="preserve"> </w:t>
-      </w:r>
-      <w:r>
-        <w:t>The head of the procuring activity placing the order;</w:t>
-      </w:r>
-      <w:r>
-        <w:t/>
+        <w:t xml:space="preserve"> The head of the procuring activity placing the order;</w:t>
       </w:r>
     </w:p>
     <w:p xmlns:tce="http://www.TCE.com">
@@ -18832,13 +18760,7 @@
         <w:t xml:space="preserve"> </w:t>
       </w:r>
       <w:r>
-        <w:t xml:space="preserve"> </w:t>
-      </w:r>
-      <w:r>
-        <w:t>A designee who—</w:t>
-      </w:r>
-      <w:r>
-        <w:t/>
+        <w:t xml:space="preserve"> A designee who—</w:t>
       </w:r>
     </w:p>
     <w:p xmlns:tce="http://www.TCE.com">
@@ -18869,13 +18791,7 @@
         <w:t xml:space="preserve"> </w:t>
       </w:r>
       <w:r>
-        <w:t xml:space="preserve"> </w:t>
-      </w:r>
-      <w:r>
-        <w:t>If a member of the armed forces, is a general or flag officer;</w:t>
-      </w:r>
-      <w:r>
-        <w:t/>
+        <w:t xml:space="preserve"> If a member of the armed forces, is a general or flag officer;</w:t>
       </w:r>
     </w:p>
     <w:p xmlns:tce="http://www.TCE.com">
@@ -18903,13 +18819,7 @@
         <w:t>)</w:t>
       </w:r>
       <w:r>
-        <w:t xml:space="preserve"> </w:t>
-      </w:r>
-      <w:r>
-        <w:t>If a civilian, is serving in a position in a grade above GS-15 under the General Schedule (or in a comparable or higher position under another schedule); or</w:t>
-      </w:r>
-      <w:r>
-        <w:t/>
+        <w:t xml:space="preserve"> If a civilian, is serving in a position in a grade above GS-15 under the General Schedule (or in a comparable or higher position under another schedule); or</w:t>
       </w:r>
     </w:p>
     <w:p xmlns:tce="http://www.TCE.com">
@@ -18931,10 +18841,7 @@
         <w:t xml:space="preserve"> </w:t>
       </w:r>
       <w:r>
-        <w:t xml:space="preserve"> </w:t>
-      </w:r>
-      <w:r>
-        <w:t>An official named in paragraph (b)(2)(ii)(C)</w:t>
+        <w:t xml:space="preserve"> An official named in paragraph (b)(2)(ii)(C)</w:t>
       </w:r>
       <w:r>
         <w:rPr>
@@ -18944,9 +18851,6 @@
       </w:r>
       <w:r>
         <w:t>of this section.</w:t>
-      </w:r>
-      <w:r>
-        <w:t/>
       </w:r>
       <w:bookmarkEnd w:id="467"/>
       <w:bookmarkEnd w:id="468"/>
@@ -18967,13 +18871,7 @@
         <w:t>(4)</w:t>
       </w:r>
       <w:r>
-        <w:t xml:space="preserve"> </w:t>
-      </w:r>
-      <w:r>
-        <w:t>For a proposed order exceeding $90 million (or, for DoD, NASA, and the Coast Guard, over $150 million), the justification must be approved by the senior procurement executive of the agency placing the order. This authority is not delegable, except in the case of the Under Secretary of Defense for Acquisition and Sustainment, acting as the senior procurement executive for the Department of Defense.</w:t>
-      </w:r>
-      <w:r>
-        <w:t/>
+        <w:t xml:space="preserve"> For a proposed order exceeding $90 million (or, for DoD, NASA, and the Coast Guard, over $150 million), the justification must be approved by the senior procurement executive of the agency placing the order. This authority is not delegable, except in the case of the Under Secretary of Defense for Acquisition and Sustainment, acting as the senior procurement executive for the Department of Defense.</w:t>
       </w:r>
       <w:bookmarkEnd w:id="465"/>
       <w:bookmarkEnd w:id="466"/>
@@ -19006,8 +18904,8 @@
           <w:numId w:val="254"/>
         </w:numPr>
       </w:pPr>
-      <w:bookmarkStart w:id="470" w:name="_Tocd19e7303"/>
-      <w:bookmarkStart w:id="469" w:name="_Refd19e7303"/>
+      <w:bookmarkStart w:id="470" w:name="_Tocd19e7234"/>
+      <w:bookmarkStart w:id="469" w:name="_Refd19e7234"/>
       <w:r>
         <w:t/>
       </w:r>
@@ -19036,7 +18934,7 @@
         <w:rPr>
           <w:color w:val="0000FF"/>
         </w:rPr>
-        <w:instrText xml:space="preserve"> REF _Numd19e6193 \h </w:instrText>
+        <w:instrText xml:space="preserve"> REF _Numd19e6168 \h </w:instrText>
       </w:r>
       <w:r>
         <w:fldChar w:fldCharType="separate"/>
@@ -19480,7 +19378,7 @@
         <w:rPr>
           <w:color w:val="0000FF"/>
         </w:rPr>
-        <w:instrText xml:space="preserve"> REF _Numd19e7897 \h </w:instrText>
+        <w:instrText xml:space="preserve"> REF _Numd19e7808 \h </w:instrText>
       </w:r>
       <w:r>
         <w:fldChar w:fldCharType="separate"/>
@@ -19523,9 +19421,6 @@
         <w:t xml:space="preserve"> </w:t>
       </w:r>
       <w:r>
-        <w:t xml:space="preserve"> </w:t>
-      </w:r>
-      <w:r>
         <w:rPr>
           <w:i/>
         </w:rPr>
@@ -19533,9 +19428,6 @@
       </w:r>
       <w:r>
         <w:t>The contracting officer shall notify unsuccessful awardees when the total price of a task or delivery order exceeds $7.5 million.</w:t>
-      </w:r>
-      <w:r>
-        <w:t/>
       </w:r>
     </w:p>
     <w:p xmlns:tce="http://www.TCE.com">
@@ -19547,8 +19439,8 @@
           <w:numId w:val="258"/>
         </w:numPr>
       </w:pPr>
-      <w:bookmarkStart w:id="472" w:name="_Tocd19e7495"/>
-      <w:bookmarkStart w:id="471" w:name="_Refd19e7495"/>
+      <w:bookmarkStart w:id="472" w:name="_Tocd19e7421"/>
+      <w:bookmarkStart w:id="471" w:name="_Refd19e7421"/>
       <w:r>
         <w:t/>
       </w:r>
@@ -19654,8 +19546,8 @@
           <w:numId w:val="259"/>
         </w:numPr>
       </w:pPr>
-      <w:bookmarkStart w:id="474" w:name="_Tocd19e7536"/>
-      <w:bookmarkStart w:id="473" w:name="_Refd19e7536"/>
+      <w:bookmarkStart w:id="474" w:name="_Tocd19e7462"/>
+      <w:bookmarkStart w:id="473" w:name="_Refd19e7462"/>
       <w:r>
         <w:t/>
       </w:r>
@@ -19801,8 +19693,8 @@
           <w:numId w:val="260"/>
         </w:numPr>
       </w:pPr>
-      <w:bookmarkStart w:id="476" w:name="_Tocd19e7591"/>
-      <w:bookmarkStart w:id="475" w:name="_Refd19e7591"/>
+      <w:bookmarkStart w:id="476" w:name="_Tocd19e7517"/>
+      <w:bookmarkStart w:id="475" w:name="_Refd19e7517"/>
       <w:r>
         <w:t/>
       </w:r>
@@ -19841,8 +19733,8 @@
           <w:numId w:val="261"/>
         </w:numPr>
       </w:pPr>
-      <w:bookmarkStart w:id="478" w:name="_Tocd19e7606"/>
-      <w:bookmarkStart w:id="477" w:name="_Refd19e7606"/>
+      <w:bookmarkStart w:id="478" w:name="_Tocd19e7532"/>
+      <w:bookmarkStart w:id="477" w:name="_Refd19e7532"/>
       <w:r>
         <w:t/>
       </w:r>
@@ -19902,8 +19794,8 @@
           <w:numId w:val="262"/>
         </w:numPr>
       </w:pPr>
-      <w:bookmarkStart w:id="480" w:name="_Tocd19e7629"/>
-      <w:bookmarkStart w:id="479" w:name="_Refd19e7629"/>
+      <w:bookmarkStart w:id="480" w:name="_Tocd19e7555"/>
+      <w:bookmarkStart w:id="479" w:name="_Refd19e7555"/>
       <w:r>
         <w:t/>
       </w:r>
@@ -19944,9 +19836,9 @@
       <w:pPr>
         <w:pStyle w:val="Heading3"/>
       </w:pPr>
-      <w:bookmarkStart w:id="481" w:name="_Numd19e7654"/>
-      <w:bookmarkStart w:id="482" w:name="_Refd19e7654"/>
-      <w:bookmarkStart w:id="483" w:name="_Tocd19e7654"/>
+      <w:bookmarkStart w:id="481" w:name="_Numd19e7580"/>
+      <w:bookmarkStart w:id="482" w:name="_Refd19e7580"/>
+      <w:bookmarkStart w:id="483" w:name="_Tocd19e7580"/>
       <w:r>
         <w:t/>
       </w:r>
@@ -19969,8 +19861,8 @@
           <w:numId w:val="263"/>
         </w:numPr>
       </w:pPr>
-      <w:bookmarkStart w:id="485" w:name="_Tocd19e7663"/>
-      <w:bookmarkStart w:id="484" w:name="_Refd19e7663"/>
+      <w:bookmarkStart w:id="485" w:name="_Tocd19e7589"/>
+      <w:bookmarkStart w:id="484" w:name="_Refd19e7589"/>
       <w:r>
         <w:t/>
       </w:r>
@@ -20074,8 +19966,8 @@
           <w:numId w:val="264"/>
         </w:numPr>
       </w:pPr>
-      <w:bookmarkStart w:id="487" w:name="_Tocd19e7704"/>
-      <w:bookmarkStart w:id="486" w:name="_Refd19e7704"/>
+      <w:bookmarkStart w:id="487" w:name="_Tocd19e7630"/>
+      <w:bookmarkStart w:id="486" w:name="_Refd19e7630"/>
       <w:r>
         <w:t/>
       </w:r>
@@ -20180,8 +20072,8 @@
           <w:numId w:val="265"/>
         </w:numPr>
       </w:pPr>
-      <w:bookmarkStart w:id="489" w:name="_Tocd19e7744"/>
-      <w:bookmarkStart w:id="488" w:name="_Refd19e7744"/>
+      <w:bookmarkStart w:id="489" w:name="_Tocd19e7670"/>
+      <w:bookmarkStart w:id="488" w:name="_Refd19e7670"/>
       <w:r>
         <w:t/>
       </w:r>
@@ -20268,13 +20160,7 @@
         <w:t>52.216-27</w:t>
       </w:r>
       <w:r>
-        <w:t xml:space="preserve">, Single or Multiple Awards, in solicitations for indefinite-quantity contracts that may result in multiple contract awards. Modify the provision to specify the estimated number of awards. Do not use this provision for advisory and assistance services contracts that exceed 3 years and </w:t>
-      </w:r>
-      <w:r>
-        <w:t>$20 million</w:t>
-      </w:r>
-      <w:r>
-        <w:t xml:space="preserve"> (including all options).</w:t>
+        <w:t>, Single or Multiple Awards, in solicitations for indefinite-quantity contracts that may result in multiple contract awards. Modify the provision to specify the estimated number of awards. Do not use this provision for advisory and assistance services contracts that exceed 3 years and $20 million (including all options).</w:t>
       </w:r>
     </w:p>
     <w:p xmlns:tce="http://www.TCE.com">
@@ -20302,13 +20188,7 @@
         <w:t>52.216-28</w:t>
       </w:r>
       <w:r>
-        <w:t xml:space="preserve">, Multiple Awards for Advisory and Assistance Services, in solicitations for task-order contracts for advisory and assistance services that exceed 3 years and </w:t>
-      </w:r>
-      <w:r>
-        <w:t>$20 million</w:t>
-      </w:r>
-      <w:r>
-        <w:t xml:space="preserve"> (including all options), unless a determination has been made under </w:t>
+        <w:t xml:space="preserve">, Multiple Awards for Advisory and Assistance Services, in solicitations for task-order contracts for advisory and assistance services that exceed 3 years and $20 million (including all options), unless a determination has been made under </w:t>
       </w:r>
       <w:r>
         <w:rPr>
@@ -20320,7 +20200,7 @@
         <w:rPr>
           <w:color w:val="0000FF"/>
         </w:rPr>
-        <w:instrText xml:space="preserve"> REF _Numd19e5764 \h </w:instrText>
+        <w:instrText xml:space="preserve"> REF _Numd19e5754 \h </w:instrText>
       </w:r>
       <w:r>
         <w:fldChar w:fldCharType="separate"/>
@@ -20378,13 +20258,7 @@
         <w:t>52.210-1</w:t>
       </w:r>
       <w:r>
-        <w:t xml:space="preserve">, Market Research, when the contract is over </w:t>
-      </w:r>
-      <w:r>
-        <w:t>$7.5 million</w:t>
-      </w:r>
-      <w:r>
-        <w:t xml:space="preserve"> for the procurement of items other than commercial products or commercial services.</w:t>
+        <w:t>, Market Research, when the contract is over $7.5 million for the procurement of items other than commercial products or commercial services.</w:t>
       </w:r>
     </w:p>
     <w:p xmlns:tce="http://www.TCE.com">
@@ -20459,9 +20333,9 @@
       <w:pPr>
         <w:pStyle w:val="Heading2"/>
       </w:pPr>
-      <w:bookmarkStart w:id="490" w:name="_Numd19e7865"/>
-      <w:bookmarkStart w:id="491" w:name="_Refd19e7865"/>
-      <w:bookmarkStart w:id="492" w:name="_Tocd19e7865"/>
+      <w:bookmarkStart w:id="490" w:name="_Numd19e7776"/>
+      <w:bookmarkStart w:id="491" w:name="_Refd19e7776"/>
+      <w:bookmarkStart w:id="492" w:name="_Tocd19e7776"/>
       <w:r>
         <w:t/>
       </w:r>
@@ -20480,9 +20354,9 @@
       <w:pPr>
         <w:pStyle w:val="Heading3"/>
       </w:pPr>
-      <w:bookmarkStart w:id="493" w:name="_Numd19e7878"/>
-      <w:bookmarkStart w:id="494" w:name="_Refd19e7878"/>
-      <w:bookmarkStart w:id="495" w:name="_Tocd19e7878"/>
+      <w:bookmarkStart w:id="493" w:name="_Numd19e7789"/>
+      <w:bookmarkStart w:id="494" w:name="_Refd19e7789"/>
+      <w:bookmarkStart w:id="495" w:name="_Tocd19e7789"/>
       <w:r>
         <w:t/>
       </w:r>
@@ -20509,9 +20383,9 @@
       <w:pPr>
         <w:pStyle w:val="Heading3"/>
       </w:pPr>
-      <w:bookmarkStart w:id="496" w:name="_Numd19e7897"/>
-      <w:bookmarkStart w:id="497" w:name="_Refd19e7897"/>
-      <w:bookmarkStart w:id="498" w:name="_Tocd19e7897"/>
+      <w:bookmarkStart w:id="496" w:name="_Numd19e7808"/>
+      <w:bookmarkStart w:id="497" w:name="_Refd19e7808"/>
+      <w:bookmarkStart w:id="498" w:name="_Tocd19e7808"/>
       <w:r>
         <w:t/>
       </w:r>
@@ -20534,8 +20408,8 @@
           <w:numId w:val="266"/>
         </w:numPr>
       </w:pPr>
-      <w:bookmarkStart w:id="500" w:name="_Tocd19e7906"/>
-      <w:bookmarkStart w:id="499" w:name="_Refd19e7906"/>
+      <w:bookmarkStart w:id="500" w:name="_Tocd19e7817"/>
+      <w:bookmarkStart w:id="499" w:name="_Refd19e7817"/>
       <w:r>
         <w:t/>
       </w:r>
@@ -20593,8 +20467,8 @@
           <w:numId w:val="267"/>
         </w:numPr>
       </w:pPr>
-      <w:bookmarkStart w:id="502" w:name="_Tocd19e7924"/>
-      <w:bookmarkStart w:id="501" w:name="_Refd19e7924"/>
+      <w:bookmarkStart w:id="502" w:name="_Tocd19e7835"/>
+      <w:bookmarkStart w:id="501" w:name="_Refd19e7835"/>
       <w:r>
         <w:t/>
       </w:r>
@@ -20673,8 +20547,8 @@
           <w:numId w:val="268"/>
         </w:numPr>
       </w:pPr>
-      <w:bookmarkStart w:id="504" w:name="_Tocd19e7952"/>
-      <w:bookmarkStart w:id="503" w:name="_Refd19e7952"/>
+      <w:bookmarkStart w:id="504" w:name="_Tocd19e7863"/>
+      <w:bookmarkStart w:id="503" w:name="_Refd19e7863"/>
       <w:r>
         <w:t/>
       </w:r>
@@ -20790,8 +20664,8 @@
           <w:numId w:val="269"/>
         </w:numPr>
       </w:pPr>
-      <w:bookmarkStart w:id="506" w:name="_Tocd19e7995"/>
-      <w:bookmarkStart w:id="505" w:name="_Refd19e7995"/>
+      <w:bookmarkStart w:id="506" w:name="_Tocd19e7906"/>
+      <w:bookmarkStart w:id="505" w:name="_Refd19e7906"/>
       <w:r>
         <w:t/>
       </w:r>
@@ -20878,8 +20752,8 @@
           <w:numId w:val="270"/>
         </w:numPr>
       </w:pPr>
-      <w:bookmarkStart w:id="508" w:name="_Tocd19e8029"/>
-      <w:bookmarkStart w:id="507" w:name="_Refd19e8029"/>
+      <w:bookmarkStart w:id="508" w:name="_Tocd19e7940"/>
+      <w:bookmarkStart w:id="507" w:name="_Refd19e7940"/>
       <w:r>
         <w:t/>
       </w:r>
@@ -20936,8 +20810,8 @@
           <w:numId w:val="271"/>
         </w:numPr>
       </w:pPr>
-      <w:bookmarkStart w:id="510" w:name="_Tocd19e8050"/>
-      <w:bookmarkStart w:id="509" w:name="_Refd19e8050"/>
+      <w:bookmarkStart w:id="510" w:name="_Tocd19e7961"/>
+      <w:bookmarkStart w:id="509" w:name="_Refd19e7961"/>
       <w:r>
         <w:t/>
       </w:r>
@@ -20957,7 +20831,7 @@
         <w:rPr>
           <w:color w:val="0000FF"/>
         </w:rPr>
-        <w:instrText xml:space="preserve"> REF _Numd19e7897 \h </w:instrText>
+        <w:instrText xml:space="preserve"> REF _Numd19e7808 \h </w:instrText>
       </w:r>
       <w:r>
         <w:fldChar w:fldCharType="separate"/>
@@ -21018,8 +20892,8 @@
           <w:numId w:val="272"/>
         </w:numPr>
       </w:pPr>
-      <w:bookmarkStart w:id="512" w:name="_Tocd19e8073"/>
-      <w:bookmarkStart w:id="511" w:name="_Refd19e8073"/>
+      <w:bookmarkStart w:id="512" w:name="_Tocd19e7984"/>
+      <w:bookmarkStart w:id="511" w:name="_Refd19e7984"/>
       <w:r>
         <w:t/>
       </w:r>
@@ -21098,8 +20972,8 @@
           <w:numId w:val="273"/>
         </w:numPr>
       </w:pPr>
-      <w:bookmarkStart w:id="514" w:name="_Tocd19e8103"/>
-      <w:bookmarkStart w:id="513" w:name="_Refd19e8103"/>
+      <w:bookmarkStart w:id="514" w:name="_Tocd19e8014"/>
+      <w:bookmarkStart w:id="513" w:name="_Refd19e8014"/>
       <w:r>
         <w:t/>
       </w:r>
@@ -21159,8 +21033,8 @@
           <w:numId w:val="274"/>
         </w:numPr>
       </w:pPr>
-      <w:bookmarkStart w:id="516" w:name="_Tocd19e8126"/>
-      <w:bookmarkStart w:id="515" w:name="_Refd19e8126"/>
+      <w:bookmarkStart w:id="516" w:name="_Tocd19e8037"/>
+      <w:bookmarkStart w:id="515" w:name="_Refd19e8037"/>
       <w:r>
         <w:t/>
       </w:r>
@@ -21270,8 +21144,8 @@
           <w:numId w:val="275"/>
         </w:numPr>
       </w:pPr>
-      <w:bookmarkStart w:id="518" w:name="_Tocd19e8168"/>
-      <w:bookmarkStart w:id="517" w:name="_Refd19e8168"/>
+      <w:bookmarkStart w:id="518" w:name="_Tocd19e8079"/>
+      <w:bookmarkStart w:id="517" w:name="_Refd19e8079"/>
       <w:r>
         <w:t/>
       </w:r>
@@ -21291,8 +21165,8 @@
           <w:numId w:val="276"/>
         </w:numPr>
       </w:pPr>
-      <w:bookmarkStart w:id="520" w:name="_Tocd19e8176"/>
-      <w:bookmarkStart w:id="519" w:name="_Refd19e8176"/>
+      <w:bookmarkStart w:id="520" w:name="_Tocd19e8087"/>
+      <w:bookmarkStart w:id="519" w:name="_Refd19e8087"/>
       <w:r>
         <w:t/>
       </w:r>
@@ -21382,8 +21256,8 @@
           <w:numId w:val="277"/>
         </w:numPr>
       </w:pPr>
-      <w:bookmarkStart w:id="522" w:name="_Tocd19e8211"/>
-      <w:bookmarkStart w:id="521" w:name="_Refd19e8211"/>
+      <w:bookmarkStart w:id="522" w:name="_Tocd19e8122"/>
+      <w:bookmarkStart w:id="521" w:name="_Refd19e8122"/>
       <w:r>
         <w:t/>
       </w:r>
@@ -21441,8 +21315,8 @@
           <w:numId w:val="278"/>
         </w:numPr>
       </w:pPr>
-      <w:bookmarkStart w:id="524" w:name="_Tocd19e8233"/>
-      <w:bookmarkStart w:id="523" w:name="_Refd19e8233"/>
+      <w:bookmarkStart w:id="524" w:name="_Tocd19e8144"/>
+      <w:bookmarkStart w:id="523" w:name="_Refd19e8144"/>
       <w:r>
         <w:t/>
       </w:r>
@@ -21518,7 +21392,7 @@
         <w:rPr>
           <w:color w:val="0000FF"/>
         </w:rPr>
-        <w:instrText xml:space="preserve"> REF _Numd19e6193 \h </w:instrText>
+        <w:instrText xml:space="preserve"> REF _Numd19e6168 \h </w:instrText>
       </w:r>
       <w:r>
         <w:fldChar w:fldCharType="separate"/>
@@ -21583,8 +21457,8 @@
           <w:numId w:val="279"/>
         </w:numPr>
       </w:pPr>
-      <w:bookmarkStart w:id="526" w:name="_Tocd19e8280"/>
-      <w:bookmarkStart w:id="525" w:name="_Refd19e8280"/>
+      <w:bookmarkStart w:id="526" w:name="_Tocd19e8191"/>
+      <w:bookmarkStart w:id="525" w:name="_Refd19e8191"/>
       <w:r>
         <w:t/>
       </w:r>
@@ -21669,9 +21543,9 @@
       <w:pPr>
         <w:pStyle w:val="Heading3"/>
       </w:pPr>
-      <w:bookmarkStart w:id="527" w:name="_Numd19e8323"/>
-      <w:bookmarkStart w:id="528" w:name="_Refd19e8323"/>
-      <w:bookmarkStart w:id="529" w:name="_Tocd19e8323"/>
+      <w:bookmarkStart w:id="527" w:name="_Numd19e8234"/>
+      <w:bookmarkStart w:id="528" w:name="_Refd19e8234"/>
+      <w:bookmarkStart w:id="529" w:name="_Tocd19e8234"/>
       <w:r>
         <w:t/>
       </w:r>
@@ -21720,7 +21594,7 @@
         <w:rPr>
           <w:color w:val="0000FF"/>
         </w:rPr>
-        <w:instrText xml:space="preserve"> REF _Numd19e7897 \h </w:instrText>
+        <w:instrText xml:space="preserve"> REF _Numd19e7808 \h </w:instrText>
       </w:r>
       <w:r>
         <w:fldChar w:fldCharType="separate"/>
@@ -21753,7 +21627,7 @@
         <w:rPr>
           <w:color w:val="0000FF"/>
         </w:rPr>
-        <w:instrText xml:space="preserve"> REF _Numd19e7897 \h </w:instrText>
+        <w:instrText xml:space="preserve"> REF _Numd19e7808 \h </w:instrText>
       </w:r>
       <w:r>
         <w:fldChar w:fldCharType="separate"/>
@@ -21791,9 +21665,9 @@
       <w:pPr>
         <w:pStyle w:val="Heading3"/>
       </w:pPr>
-      <w:bookmarkStart w:id="530" w:name="_Numd19e8361"/>
-      <w:bookmarkStart w:id="531" w:name="_Refd19e8361"/>
-      <w:bookmarkStart w:id="532" w:name="_Tocd19e8361"/>
+      <w:bookmarkStart w:id="530" w:name="_Numd19e8272"/>
+      <w:bookmarkStart w:id="531" w:name="_Refd19e8272"/>
+      <w:bookmarkStart w:id="532" w:name="_Tocd19e8272"/>
       <w:r>
         <w:t/>
       </w:r>
@@ -21812,9 +21686,9 @@
       <w:pPr>
         <w:pStyle w:val="Heading4"/>
       </w:pPr>
-      <w:bookmarkStart w:id="533" w:name="_Numd19e8374"/>
-      <w:bookmarkStart w:id="534" w:name="_Refd19e8374"/>
-      <w:bookmarkStart w:id="535" w:name="_Tocd19e8374"/>
+      <w:bookmarkStart w:id="533" w:name="_Numd19e8285"/>
+      <w:bookmarkStart w:id="534" w:name="_Refd19e8285"/>
+      <w:bookmarkStart w:id="535" w:name="_Tocd19e8285"/>
       <w:r>
         <w:t/>
       </w:r>
@@ -21841,9 +21715,9 @@
       <w:pPr>
         <w:pStyle w:val="Heading4"/>
       </w:pPr>
-      <w:bookmarkStart w:id="536" w:name="_Numd19e8393"/>
-      <w:bookmarkStart w:id="537" w:name="_Refd19e8393"/>
-      <w:bookmarkStart w:id="538" w:name="_Tocd19e8393"/>
+      <w:bookmarkStart w:id="536" w:name="_Numd19e8304"/>
+      <w:bookmarkStart w:id="537" w:name="_Refd19e8304"/>
+      <w:bookmarkStart w:id="538" w:name="_Tocd19e8304"/>
       <w:r>
         <w:t/>
       </w:r>
@@ -21866,8 +21740,8 @@
           <w:numId w:val="280"/>
         </w:numPr>
       </w:pPr>
-      <w:bookmarkStart w:id="540" w:name="_Tocd19e8402"/>
-      <w:bookmarkStart w:id="539" w:name="_Refd19e8402"/>
+      <w:bookmarkStart w:id="540" w:name="_Tocd19e8313"/>
+      <w:bookmarkStart w:id="539" w:name="_Refd19e8313"/>
       <w:r>
         <w:t/>
       </w:r>
@@ -22015,9 +21889,9 @@
       <w:pPr>
         <w:pStyle w:val="Heading4"/>
       </w:pPr>
-      <w:bookmarkStart w:id="541" w:name="_Numd19e8470"/>
-      <w:bookmarkStart w:id="542" w:name="_Refd19e8470"/>
-      <w:bookmarkStart w:id="543" w:name="_Tocd19e8470"/>
+      <w:bookmarkStart w:id="541" w:name="_Numd19e8381"/>
+      <w:bookmarkStart w:id="542" w:name="_Refd19e8381"/>
+      <w:bookmarkStart w:id="543" w:name="_Tocd19e8381"/>
       <w:r>
         <w:t/>
       </w:r>
@@ -22048,8 +21922,8 @@
           <w:numId w:val="281"/>
         </w:numPr>
       </w:pPr>
-      <w:bookmarkStart w:id="545" w:name="_Tocd19e8481"/>
-      <w:bookmarkStart w:id="544" w:name="_Refd19e8481"/>
+      <w:bookmarkStart w:id="545" w:name="_Tocd19e8392"/>
+      <w:bookmarkStart w:id="544" w:name="_Refd19e8392"/>
       <w:r>
         <w:t/>
       </w:r>
@@ -22114,9 +21988,9 @@
       <w:pPr>
         <w:pStyle w:val="Heading4"/>
       </w:pPr>
-      <w:bookmarkStart w:id="546" w:name="_Numd19e8516"/>
-      <w:bookmarkStart w:id="547" w:name="_Refd19e8516"/>
-      <w:bookmarkStart w:id="548" w:name="_Tocd19e8516"/>
+      <w:bookmarkStart w:id="546" w:name="_Numd19e8427"/>
+      <w:bookmarkStart w:id="547" w:name="_Refd19e8427"/>
+      <w:bookmarkStart w:id="548" w:name="_Tocd19e8427"/>
       <w:r>
         <w:t/>
       </w:r>
@@ -22139,8 +22013,8 @@
           <w:numId w:val="282"/>
         </w:numPr>
       </w:pPr>
-      <w:bookmarkStart w:id="550" w:name="_Tocd19e8525"/>
-      <w:bookmarkStart w:id="549" w:name="_Refd19e8525"/>
+      <w:bookmarkStart w:id="550" w:name="_Tocd19e8436"/>
+      <w:bookmarkStart w:id="549" w:name="_Refd19e8436"/>
       <w:r>
         <w:t/>
       </w:r>
@@ -22179,8 +22053,8 @@
           <w:numId w:val="283"/>
         </w:numPr>
       </w:pPr>
-      <w:bookmarkStart w:id="552" w:name="_Tocd19e8540"/>
-      <w:bookmarkStart w:id="551" w:name="_Refd19e8540"/>
+      <w:bookmarkStart w:id="552" w:name="_Tocd19e8451"/>
+      <w:bookmarkStart w:id="551" w:name="_Refd19e8451"/>
       <w:r>
         <w:t/>
       </w:r>
@@ -22248,7 +22122,7 @@
         <w:rPr>
           <w:color w:val="0000FF"/>
         </w:rPr>
-        <w:instrText xml:space="preserve"> REF _Numd19e8393 \h </w:instrText>
+        <w:instrText xml:space="preserve"> REF _Numd19e8304 \h </w:instrText>
       </w:r>
       <w:r>
         <w:fldChar w:fldCharType="separate"/>
@@ -22309,7 +22183,7 @@
         <w:rPr>
           <w:color w:val="0000FF"/>
         </w:rPr>
-        <w:instrText xml:space="preserve"> REF _Numd19e8393 \h </w:instrText>
+        <w:instrText xml:space="preserve"> REF _Numd19e8304 \h </w:instrText>
       </w:r>
       <w:r>
         <w:fldChar w:fldCharType="separate"/>
@@ -22397,9 +22271,9 @@
       <w:pPr>
         <w:pStyle w:val="Heading2"/>
       </w:pPr>
-      <w:bookmarkStart w:id="553" w:name="_Numd19e8621"/>
-      <w:bookmarkStart w:id="554" w:name="_Refd19e8621"/>
-      <w:bookmarkStart w:id="555" w:name="_Tocd19e8621"/>
+      <w:bookmarkStart w:id="553" w:name="_Numd19e8532"/>
+      <w:bookmarkStart w:id="554" w:name="_Refd19e8532"/>
+      <w:bookmarkStart w:id="555" w:name="_Tocd19e8532"/>
       <w:r>
         <w:t/>
       </w:r>
@@ -22418,9 +22292,9 @@
       <w:pPr>
         <w:pStyle w:val="Heading3"/>
       </w:pPr>
-      <w:bookmarkStart w:id="556" w:name="_Numd19e8634"/>
-      <w:bookmarkStart w:id="557" w:name="_Refd19e8634"/>
-      <w:bookmarkStart w:id="558" w:name="_Tocd19e8634"/>
+      <w:bookmarkStart w:id="556" w:name="_Numd19e8545"/>
+      <w:bookmarkStart w:id="557" w:name="_Refd19e8545"/>
+      <w:bookmarkStart w:id="558" w:name="_Tocd19e8545"/>
       <w:r>
         <w:t/>
       </w:r>
@@ -22465,9 +22339,9 @@
       <w:pPr>
         <w:pStyle w:val="Heading3"/>
       </w:pPr>
-      <w:bookmarkStart w:id="559" w:name="_Numd19e8661"/>
-      <w:bookmarkStart w:id="560" w:name="_Refd19e8661"/>
-      <w:bookmarkStart w:id="561" w:name="_Tocd19e8661"/>
+      <w:bookmarkStart w:id="559" w:name="_Numd19e8572"/>
+      <w:bookmarkStart w:id="560" w:name="_Refd19e8572"/>
+      <w:bookmarkStart w:id="561" w:name="_Tocd19e8572"/>
       <w:r>
         <w:t/>
       </w:r>
@@ -22490,8 +22364,8 @@
           <w:numId w:val="284"/>
         </w:numPr>
       </w:pPr>
-      <w:bookmarkStart w:id="563" w:name="_Tocd19e8670"/>
-      <w:bookmarkStart w:id="562" w:name="_Refd19e8670"/>
+      <w:bookmarkStart w:id="563" w:name="_Tocd19e8581"/>
+      <w:bookmarkStart w:id="562" w:name="_Refd19e8581"/>
       <w:r>
         <w:t/>
       </w:r>
@@ -22548,8 +22422,8 @@
           <w:numId w:val="285"/>
         </w:numPr>
       </w:pPr>
-      <w:bookmarkStart w:id="565" w:name="_Tocd19e8691"/>
-      <w:bookmarkStart w:id="564" w:name="_Refd19e8691"/>
+      <w:bookmarkStart w:id="565" w:name="_Tocd19e8602"/>
+      <w:bookmarkStart w:id="564" w:name="_Refd19e8602"/>
       <w:r>
         <w:t/>
       </w:r>
@@ -22569,8 +22443,8 @@
           <w:numId w:val="286"/>
         </w:numPr>
       </w:pPr>
-      <w:bookmarkStart w:id="567" w:name="_Tocd19e8699"/>
-      <w:bookmarkStart w:id="566" w:name="_Refd19e8699"/>
+      <w:bookmarkStart w:id="567" w:name="_Tocd19e8610"/>
+      <w:bookmarkStart w:id="566" w:name="_Refd19e8610"/>
       <w:r>
         <w:t/>
       </w:r>
@@ -22717,8 +22591,8 @@
           <w:numId w:val="287"/>
         </w:numPr>
       </w:pPr>
-      <w:bookmarkStart w:id="569" w:name="_Tocd19e8754"/>
-      <w:bookmarkStart w:id="568" w:name="_Refd19e8754"/>
+      <w:bookmarkStart w:id="569" w:name="_Tocd19e8665"/>
+      <w:bookmarkStart w:id="568" w:name="_Refd19e8665"/>
       <w:r>
         <w:t/>
       </w:r>
@@ -22797,8 +22671,8 @@
           <w:numId w:val="288"/>
         </w:numPr>
       </w:pPr>
-      <w:bookmarkStart w:id="571" w:name="_Tocd19e8784"/>
-      <w:bookmarkStart w:id="570" w:name="_Refd19e8784"/>
+      <w:bookmarkStart w:id="571" w:name="_Tocd19e8695"/>
+      <w:bookmarkStart w:id="570" w:name="_Refd19e8695"/>
       <w:r>
         <w:t/>
       </w:r>
@@ -22856,9 +22730,9 @@
       <w:pPr>
         <w:pStyle w:val="Heading3"/>
       </w:pPr>
-      <w:bookmarkStart w:id="572" w:name="_Numd19e8815"/>
-      <w:bookmarkStart w:id="573" w:name="_Refd19e8815"/>
-      <w:bookmarkStart w:id="574" w:name="_Tocd19e8815"/>
+      <w:bookmarkStart w:id="572" w:name="_Numd19e8726"/>
+      <w:bookmarkStart w:id="573" w:name="_Refd19e8726"/>
+      <w:bookmarkStart w:id="574" w:name="_Tocd19e8726"/>
       <w:r>
         <w:t/>
       </w:r>
@@ -22881,8 +22755,8 @@
           <w:numId w:val="289"/>
         </w:numPr>
       </w:pPr>
-      <w:bookmarkStart w:id="576" w:name="_Tocd19e8824"/>
-      <w:bookmarkStart w:id="575" w:name="_Refd19e8824"/>
+      <w:bookmarkStart w:id="576" w:name="_Tocd19e8735"/>
+      <w:bookmarkStart w:id="575" w:name="_Refd19e8735"/>
       <w:r>
         <w:t/>
       </w:r>
@@ -22967,8 +22841,8 @@
           <w:numId w:val="290"/>
         </w:numPr>
       </w:pPr>
-      <w:bookmarkStart w:id="578" w:name="_Tocd19e8855"/>
-      <w:bookmarkStart w:id="577" w:name="_Refd19e8855"/>
+      <w:bookmarkStart w:id="578" w:name="_Tocd19e8766"/>
+      <w:bookmarkStart w:id="577" w:name="_Refd19e8766"/>
       <w:r>
         <w:t/>
       </w:r>
@@ -22988,8 +22862,8 @@
           <w:numId w:val="291"/>
         </w:numPr>
       </w:pPr>
-      <w:bookmarkStart w:id="580" w:name="_Tocd19e8863"/>
-      <w:bookmarkStart w:id="579" w:name="_Refd19e8863"/>
+      <w:bookmarkStart w:id="580" w:name="_Tocd19e8774"/>
+      <w:bookmarkStart w:id="579" w:name="_Refd19e8774"/>
       <w:r>
         <w:t/>
       </w:r>
@@ -23173,8 +23047,8 @@
           <w:numId w:val="292"/>
         </w:numPr>
       </w:pPr>
-      <w:bookmarkStart w:id="582" w:name="_Tocd19e8933"/>
-      <w:bookmarkStart w:id="581" w:name="_Refd19e8933"/>
+      <w:bookmarkStart w:id="582" w:name="_Tocd19e8844"/>
+      <w:bookmarkStart w:id="581" w:name="_Refd19e8844"/>
       <w:r>
         <w:t/>
       </w:r>
@@ -23194,8 +23068,8 @@
           <w:numId w:val="293"/>
         </w:numPr>
       </w:pPr>
-      <w:bookmarkStart w:id="584" w:name="_Tocd19e8941"/>
-      <w:bookmarkStart w:id="583" w:name="_Refd19e8941"/>
+      <w:bookmarkStart w:id="584" w:name="_Tocd19e8852"/>
+      <w:bookmarkStart w:id="583" w:name="_Refd19e8852"/>
       <w:r>
         <w:t/>
       </w:r>
@@ -23292,8 +23166,8 @@
           <w:numId w:val="294"/>
         </w:numPr>
       </w:pPr>
-      <w:bookmarkStart w:id="586" w:name="_Tocd19e8979"/>
-      <w:bookmarkStart w:id="585" w:name="_Refd19e8979"/>
+      <w:bookmarkStart w:id="586" w:name="_Tocd19e8890"/>
+      <w:bookmarkStart w:id="585" w:name="_Refd19e8890"/>
       <w:r>
         <w:t/>
       </w:r>
@@ -23429,8 +23303,8 @@
           <w:numId w:val="295"/>
         </w:numPr>
       </w:pPr>
-      <w:bookmarkStart w:id="588" w:name="_Tocd19e9032"/>
-      <w:bookmarkStart w:id="587" w:name="_Refd19e9032"/>
+      <w:bookmarkStart w:id="588" w:name="_Tocd19e8943"/>
+      <w:bookmarkStart w:id="587" w:name="_Refd19e8943"/>
       <w:r>
         <w:t/>
       </w:r>
@@ -23679,7 +23553,7 @@
         <w:rPr>
           <w:noProof/>
         </w:rPr>
-        <w:t>5302.101   Definitions</w:t>
+        <w:t>Heading 3</w:t>
       </w:r>
     </w:fldSimple>
   </w:p>
@@ -44442,7 +44316,7 @@
   <w:style w:type="paragraph" w:default="1" w:styleId="Normal">
     <w:name w:val="Normal"/>
     <w:qFormat/>
-    <w:rsid w:val="00792F9E"/>
+    <w:rsid w:val="0035396F"/>
     <w:rPr>
       <w:rFonts w:ascii="Times New Roman" w:hAnsi="Times New Roman"/>
     </w:rPr>
@@ -44559,67 +44433,42 @@
   </w:style>
   <w:style w:type="paragraph" w:styleId="Heading6">
     <w:name w:val="heading 6"/>
-    <w:basedOn w:val="Normal"/>
+    <w:basedOn w:val="Heading4"/>
     <w:next w:val="BodyText"/>
     <w:link w:val="Heading6Char"/>
     <w:uiPriority w:val="9"/>
     <w:unhideWhenUsed/>
     <w:qFormat/>
-    <w:rsid w:val="00D068E1"/>
+    <w:rsid w:val="002D4362"/>
     <w:pPr>
-      <w:keepNext/>
-      <w:keepLines/>
-      <w:spacing w:before="40"/>
       <w:outlineLvl w:val="5"/>
     </w:pPr>
-    <w:rPr>
-      <w:rFonts w:eastAsiaTheme="majorEastAsia" w:cstheme="majorBidi"/>
-      <w:color w:val="1F3763" w:themeColor="accent1" w:themeShade="7F"/>
-    </w:rPr>
   </w:style>
   <w:style w:type="paragraph" w:styleId="Heading7">
     <w:name w:val="heading 7"/>
-    <w:basedOn w:val="Normal"/>
+    <w:basedOn w:val="Heading6"/>
     <w:next w:val="BodyText"/>
     <w:link w:val="Heading7Char"/>
     <w:uiPriority w:val="9"/>
     <w:unhideWhenUsed/>
     <w:qFormat/>
-    <w:rsid w:val="005043CB"/>
+    <w:rsid w:val="002D4362"/>
     <w:pPr>
-      <w:keepNext/>
-      <w:keepLines/>
-      <w:spacing w:before="40"/>
       <w:outlineLvl w:val="6"/>
     </w:pPr>
-    <w:rPr>
-      <w:rFonts w:asciiTheme="majorHAnsi" w:eastAsiaTheme="majorEastAsia" w:hAnsiTheme="majorHAnsi" w:cstheme="majorBidi"/>
-      <w:i/>
-      <w:iCs/>
-      <w:color w:val="1F3763" w:themeColor="accent1" w:themeShade="7F"/>
-    </w:rPr>
   </w:style>
   <w:style w:type="paragraph" w:styleId="Heading8">
     <w:name w:val="heading 8"/>
-    <w:basedOn w:val="Normal"/>
+    <w:basedOn w:val="Heading7"/>
     <w:next w:val="BodyText"/>
     <w:link w:val="Heading8Char"/>
     <w:uiPriority w:val="9"/>
     <w:unhideWhenUsed/>
     <w:qFormat/>
-    <w:rsid w:val="005043CB"/>
+    <w:rsid w:val="002D4362"/>
     <w:pPr>
-      <w:keepNext/>
-      <w:keepLines/>
-      <w:spacing w:before="40"/>
       <w:outlineLvl w:val="7"/>
     </w:pPr>
-    <w:rPr>
-      <w:rFonts w:asciiTheme="majorHAnsi" w:eastAsiaTheme="majorEastAsia" w:hAnsiTheme="majorHAnsi" w:cstheme="majorBidi"/>
-      <w:color w:val="272727" w:themeColor="text1" w:themeTint="D8"/>
-      <w:sz w:val="21"/>
-      <w:szCs w:val="21"/>
-    </w:rPr>
   </w:style>
   <w:style w:type="paragraph" w:styleId="Heading9">
     <w:name w:val="heading 9"/>
@@ -44870,10 +44719,11 @@
     <w:basedOn w:val="DefaultParagraphFont"/>
     <w:link w:val="Heading6"/>
     <w:uiPriority w:val="9"/>
-    <w:rsid w:val="00D068E1"/>
+    <w:rsid w:val="002D4362"/>
     <w:rPr>
       <w:rFonts w:ascii="Times New Roman" w:eastAsiaTheme="majorEastAsia" w:hAnsi="Times New Roman" w:cstheme="majorBidi"/>
-      <w:color w:val="1F3763" w:themeColor="accent1" w:themeShade="7F"/>
+      <w:b/>
+      <w:iCs/>
     </w:rPr>
   </w:style>
   <w:style w:type="character" w:customStyle="1" w:styleId="Heading7Char">
@@ -44881,12 +44731,11 @@
     <w:basedOn w:val="DefaultParagraphFont"/>
     <w:link w:val="Heading7"/>
     <w:uiPriority w:val="9"/>
-    <w:rsid w:val="005043CB"/>
+    <w:rsid w:val="002D4362"/>
     <w:rPr>
-      <w:rFonts w:asciiTheme="majorHAnsi" w:eastAsiaTheme="majorEastAsia" w:hAnsiTheme="majorHAnsi" w:cstheme="majorBidi"/>
-      <w:i/>
+      <w:rFonts w:ascii="Times New Roman" w:eastAsiaTheme="majorEastAsia" w:hAnsi="Times New Roman" w:cstheme="majorBidi"/>
+      <w:b/>
       <w:iCs/>
-      <w:color w:val="1F3763" w:themeColor="accent1" w:themeShade="7F"/>
     </w:rPr>
   </w:style>
   <w:style w:type="character" w:customStyle="1" w:styleId="Heading8Char">
@@ -44894,12 +44743,11 @@
     <w:basedOn w:val="DefaultParagraphFont"/>
     <w:link w:val="Heading8"/>
     <w:uiPriority w:val="9"/>
-    <w:rsid w:val="005043CB"/>
+    <w:rsid w:val="002D4362"/>
     <w:rPr>
-      <w:rFonts w:asciiTheme="majorHAnsi" w:eastAsiaTheme="majorEastAsia" w:hAnsiTheme="majorHAnsi" w:cstheme="majorBidi"/>
-      <w:color w:val="272727" w:themeColor="text1" w:themeTint="D8"/>
-      <w:sz w:val="21"/>
-      <w:szCs w:val="21"/>
+      <w:rFonts w:ascii="Times New Roman" w:eastAsiaTheme="majorEastAsia" w:hAnsi="Times New Roman" w:cstheme="majorBidi"/>
+      <w:b/>
+      <w:iCs/>
     </w:rPr>
   </w:style>
   <w:style w:type="character" w:customStyle="1" w:styleId="Heading9Char">
